--- a/dist/livrables/C1.3 - WP-04 - Recherche et synthèse utilisateur.docx
+++ b/dist/livrables/C1.3 - WP-04 - Recherche et synthèse utilisateur.docx
@@ -11,7 +11,7 @@
           <w:rFonts w:ascii="Arial" w:cs="Arial" w:eastAsia="Arial" w:hAnsi="Arial"/>
           <w:b/>
           <w:bCs/>
-          <w:color w:val="D98324"/>
+          <w:color w:val="6D3FD1"/>
           <w:spacing w:val="30"/>
           <w:sz w:val="16"/>
           <w:szCs w:val="16"/>
@@ -51,7 +51,7 @@
             <w:tcBorders>
               <w:top w:val="none" w:color="FFFFFF" w:sz="0"/>
               <w:left w:val="none" w:color="FFFFFF" w:sz="0"/>
-              <w:bottom w:val="single" w:color="DCD3C3" w:sz="4"/>
+              <w:bottom w:val="single" w:color="DDD9E5" w:sz="4"/>
               <w:right w:val="none" w:color="FFFFFF" w:sz="0"/>
             </w:tcBorders>
             <w:tcMar>
@@ -79,7 +79,7 @@
             <w:tcBorders>
               <w:top w:val="none" w:color="FFFFFF" w:sz="0"/>
               <w:left w:val="none" w:color="FFFFFF" w:sz="0"/>
-              <w:bottom w:val="single" w:color="DCD3C3" w:sz="4"/>
+              <w:bottom w:val="single" w:color="DDD9E5" w:sz="4"/>
               <w:right w:val="none" w:color="FFFFFF" w:sz="0"/>
             </w:tcBorders>
             <w:tcMar>
@@ -107,7 +107,7 @@
             <w:tcBorders>
               <w:top w:val="none" w:color="FFFFFF" w:sz="0"/>
               <w:left w:val="none" w:color="FFFFFF" w:sz="0"/>
-              <w:bottom w:val="single" w:color="DCD3C3" w:sz="4"/>
+              <w:bottom w:val="single" w:color="DDD9E5" w:sz="4"/>
               <w:right w:val="none" w:color="FFFFFF" w:sz="0"/>
             </w:tcBorders>
             <w:tcMar>
@@ -135,7 +135,7 @@
             <w:tcBorders>
               <w:top w:val="none" w:color="FFFFFF" w:sz="0"/>
               <w:left w:val="none" w:color="FFFFFF" w:sz="0"/>
-              <w:bottom w:val="single" w:color="DCD3C3" w:sz="4"/>
+              <w:bottom w:val="single" w:color="DDD9E5" w:sz="4"/>
               <w:right w:val="none" w:color="FFFFFF" w:sz="0"/>
             </w:tcBorders>
             <w:tcMar>
@@ -163,7 +163,7 @@
             <w:tcBorders>
               <w:top w:val="none" w:color="FFFFFF" w:sz="0"/>
               <w:left w:val="none" w:color="FFFFFF" w:sz="0"/>
-              <w:bottom w:val="single" w:color="DCD3C3" w:sz="4"/>
+              <w:bottom w:val="single" w:color="DDD9E5" w:sz="4"/>
               <w:right w:val="none" w:color="FFFFFF" w:sz="0"/>
             </w:tcBorders>
             <w:tcMar>
@@ -191,7 +191,7 @@
             <w:tcBorders>
               <w:top w:val="none" w:color="FFFFFF" w:sz="0"/>
               <w:left w:val="none" w:color="FFFFFF" w:sz="0"/>
-              <w:bottom w:val="single" w:color="DCD3C3" w:sz="4"/>
+              <w:bottom w:val="single" w:color="DDD9E5" w:sz="4"/>
               <w:right w:val="none" w:color="FFFFFF" w:sz="0"/>
             </w:tcBorders>
             <w:tcMar>
@@ -219,7 +219,7 @@
             <w:tcBorders>
               <w:top w:val="none" w:color="FFFFFF" w:sz="0"/>
               <w:left w:val="none" w:color="FFFFFF" w:sz="0"/>
-              <w:bottom w:val="single" w:color="DCD3C3" w:sz="4"/>
+              <w:bottom w:val="single" w:color="DDD9E5" w:sz="4"/>
               <w:right w:val="none" w:color="FFFFFF" w:sz="0"/>
             </w:tcBorders>
             <w:tcMar>
@@ -247,7 +247,7 @@
             <w:tcBorders>
               <w:top w:val="none" w:color="FFFFFF" w:sz="0"/>
               <w:left w:val="none" w:color="FFFFFF" w:sz="0"/>
-              <w:bottom w:val="single" w:color="DCD3C3" w:sz="4"/>
+              <w:bottom w:val="single" w:color="DDD9E5" w:sz="4"/>
               <w:right w:val="none" w:color="FFFFFF" w:sz="0"/>
             </w:tcBorders>
             <w:tcMar>
@@ -282,7 +282,7 @@
         <w:rPr>
           <w:i/>
           <w:iCs/>
-          <w:color w:val="7C766B"/>
+          <w:color w:val="6C6873"/>
           <w:sz w:val="17"/>
           <w:szCs w:val="17"/>
         </w:rPr>
@@ -303,7 +303,7 @@
           <w:rFonts w:ascii="Arial" w:cs="Arial" w:eastAsia="Arial" w:hAnsi="Arial"/>
           <w:b/>
           <w:bCs/>
-          <w:color w:val="7C766B"/>
+          <w:color w:val="6C6873"/>
           <w:spacing w:val="20"/>
           <w:sz w:val="15"/>
           <w:szCs w:val="15"/>
@@ -380,10 +380,10 @@
             <w:tcBorders>
               <w:top w:val="none" w:color="FFFFFF" w:sz="0"/>
               <w:left w:val="none" w:color="FFFFFF" w:sz="0"/>
-              <w:bottom w:val="single" w:color="DCD3C3" w:sz="4"/>
-              <w:right w:val="none" w:color="FFFFFF" w:sz="0"/>
-            </w:tcBorders>
-            <w:shd w:fill="F1ECE3" w:color="auto" w:val="clear"/>
+              <w:bottom w:val="single" w:color="DDD9E5" w:sz="4"/>
+              <w:right w:val="none" w:color="FFFFFF" w:sz="0"/>
+            </w:tcBorders>
+            <w:shd w:fill="F6F4F9" w:color="auto" w:val="clear"/>
             <w:tcMar>
               <w:top w:type="dxa" w:w="70"/>
               <w:left w:type="dxa" w:w="110"/>
@@ -409,10 +409,10 @@
             <w:tcBorders>
               <w:top w:val="none" w:color="FFFFFF" w:sz="0"/>
               <w:left w:val="none" w:color="FFFFFF" w:sz="0"/>
-              <w:bottom w:val="single" w:color="DCD3C3" w:sz="4"/>
-              <w:right w:val="none" w:color="FFFFFF" w:sz="0"/>
-            </w:tcBorders>
-            <w:shd w:fill="F1ECE3" w:color="auto" w:val="clear"/>
+              <w:bottom w:val="single" w:color="DDD9E5" w:sz="4"/>
+              <w:right w:val="none" w:color="FFFFFF" w:sz="0"/>
+            </w:tcBorders>
+            <w:shd w:fill="F6F4F9" w:color="auto" w:val="clear"/>
             <w:tcMar>
               <w:top w:type="dxa" w:w="70"/>
               <w:left w:type="dxa" w:w="110"/>
@@ -438,10 +438,10 @@
             <w:tcBorders>
               <w:top w:val="none" w:color="FFFFFF" w:sz="0"/>
               <w:left w:val="none" w:color="FFFFFF" w:sz="0"/>
-              <w:bottom w:val="single" w:color="DCD3C3" w:sz="4"/>
-              <w:right w:val="none" w:color="FFFFFF" w:sz="0"/>
-            </w:tcBorders>
-            <w:shd w:fill="F1ECE3" w:color="auto" w:val="clear"/>
+              <w:bottom w:val="single" w:color="DDD9E5" w:sz="4"/>
+              <w:right w:val="none" w:color="FFFFFF" w:sz="0"/>
+            </w:tcBorders>
+            <w:shd w:fill="F6F4F9" w:color="auto" w:val="clear"/>
             <w:tcMar>
               <w:top w:type="dxa" w:w="70"/>
               <w:left w:type="dxa" w:w="110"/>
@@ -469,7 +469,7 @@
             <w:tcBorders>
               <w:top w:val="none" w:color="FFFFFF" w:sz="0"/>
               <w:left w:val="none" w:color="FFFFFF" w:sz="0"/>
-              <w:bottom w:val="single" w:color="DCD3C3" w:sz="4"/>
+              <w:bottom w:val="single" w:color="DDD9E5" w:sz="4"/>
               <w:right w:val="none" w:color="FFFFFF" w:sz="0"/>
             </w:tcBorders>
             <w:tcMar>
@@ -497,7 +497,7 @@
             <w:tcBorders>
               <w:top w:val="none" w:color="FFFFFF" w:sz="0"/>
               <w:left w:val="none" w:color="FFFFFF" w:sz="0"/>
-              <w:bottom w:val="single" w:color="DCD3C3" w:sz="4"/>
+              <w:bottom w:val="single" w:color="DDD9E5" w:sz="4"/>
               <w:right w:val="none" w:color="FFFFFF" w:sz="0"/>
             </w:tcBorders>
             <w:tcMar>
@@ -523,7 +523,7 @@
             <w:tcBorders>
               <w:top w:val="none" w:color="FFFFFF" w:sz="0"/>
               <w:left w:val="none" w:color="FFFFFF" w:sz="0"/>
-              <w:bottom w:val="single" w:color="DCD3C3" w:sz="4"/>
+              <w:bottom w:val="single" w:color="DDD9E5" w:sz="4"/>
               <w:right w:val="none" w:color="FFFFFF" w:sz="0"/>
             </w:tcBorders>
             <w:tcMar>
@@ -551,7 +551,7 @@
             <w:tcBorders>
               <w:top w:val="none" w:color="FFFFFF" w:sz="0"/>
               <w:left w:val="none" w:color="FFFFFF" w:sz="0"/>
-              <w:bottom w:val="single" w:color="DCD3C3" w:sz="4"/>
+              <w:bottom w:val="single" w:color="DDD9E5" w:sz="4"/>
               <w:right w:val="none" w:color="FFFFFF" w:sz="0"/>
             </w:tcBorders>
             <w:tcMar>
@@ -579,7 +579,7 @@
             <w:tcBorders>
               <w:top w:val="none" w:color="FFFFFF" w:sz="0"/>
               <w:left w:val="none" w:color="FFFFFF" w:sz="0"/>
-              <w:bottom w:val="single" w:color="DCD3C3" w:sz="4"/>
+              <w:bottom w:val="single" w:color="DDD9E5" w:sz="4"/>
               <w:right w:val="none" w:color="FFFFFF" w:sz="0"/>
             </w:tcBorders>
             <w:tcMar>
@@ -605,7 +605,7 @@
             <w:tcBorders>
               <w:top w:val="none" w:color="FFFFFF" w:sz="0"/>
               <w:left w:val="none" w:color="FFFFFF" w:sz="0"/>
-              <w:bottom w:val="single" w:color="DCD3C3" w:sz="4"/>
+              <w:bottom w:val="single" w:color="DDD9E5" w:sz="4"/>
               <w:right w:val="none" w:color="FFFFFF" w:sz="0"/>
             </w:tcBorders>
             <w:tcMar>
@@ -633,7 +633,7 @@
             <w:tcBorders>
               <w:top w:val="none" w:color="FFFFFF" w:sz="0"/>
               <w:left w:val="none" w:color="FFFFFF" w:sz="0"/>
-              <w:bottom w:val="single" w:color="DCD3C3" w:sz="4"/>
+              <w:bottom w:val="single" w:color="DDD9E5" w:sz="4"/>
               <w:right w:val="none" w:color="FFFFFF" w:sz="0"/>
             </w:tcBorders>
             <w:tcMar>
@@ -661,7 +661,7 @@
             <w:tcBorders>
               <w:top w:val="none" w:color="FFFFFF" w:sz="0"/>
               <w:left w:val="none" w:color="FFFFFF" w:sz="0"/>
-              <w:bottom w:val="single" w:color="DCD3C3" w:sz="4"/>
+              <w:bottom w:val="single" w:color="DDD9E5" w:sz="4"/>
               <w:right w:val="none" w:color="FFFFFF" w:sz="0"/>
             </w:tcBorders>
             <w:tcMar>
@@ -689,7 +689,7 @@
             <w:tcBorders>
               <w:top w:val="none" w:color="FFFFFF" w:sz="0"/>
               <w:left w:val="none" w:color="FFFFFF" w:sz="0"/>
-              <w:bottom w:val="single" w:color="DCD3C3" w:sz="4"/>
+              <w:bottom w:val="single" w:color="DDD9E5" w:sz="4"/>
               <w:right w:val="none" w:color="FFFFFF" w:sz="0"/>
             </w:tcBorders>
             <w:tcMar>
@@ -719,7 +719,7 @@
             <w:tcBorders>
               <w:top w:val="none" w:color="FFFFFF" w:sz="0"/>
               <w:left w:val="none" w:color="FFFFFF" w:sz="0"/>
-              <w:bottom w:val="single" w:color="DCD3C3" w:sz="4"/>
+              <w:bottom w:val="single" w:color="DDD9E5" w:sz="4"/>
               <w:right w:val="none" w:color="FFFFFF" w:sz="0"/>
             </w:tcBorders>
             <w:tcMar>
@@ -747,7 +747,7 @@
             <w:tcBorders>
               <w:top w:val="none" w:color="FFFFFF" w:sz="0"/>
               <w:left w:val="none" w:color="FFFFFF" w:sz="0"/>
-              <w:bottom w:val="single" w:color="DCD3C3" w:sz="4"/>
+              <w:bottom w:val="single" w:color="DDD9E5" w:sz="4"/>
               <w:right w:val="none" w:color="FFFFFF" w:sz="0"/>
             </w:tcBorders>
             <w:tcMar>
@@ -773,7 +773,7 @@
             <w:tcBorders>
               <w:top w:val="none" w:color="FFFFFF" w:sz="0"/>
               <w:left w:val="none" w:color="FFFFFF" w:sz="0"/>
-              <w:bottom w:val="single" w:color="DCD3C3" w:sz="4"/>
+              <w:bottom w:val="single" w:color="DDD9E5" w:sz="4"/>
               <w:right w:val="none" w:color="FFFFFF" w:sz="0"/>
             </w:tcBorders>
             <w:tcMar>
@@ -850,7 +850,7 @@
             <w:tcBorders>
               <w:top w:val="none" w:color="FFFFFF" w:sz="0"/>
               <w:left w:val="none" w:color="FFFFFF" w:sz="0"/>
-              <w:bottom w:val="single" w:color="DCD3C3" w:sz="4"/>
+              <w:bottom w:val="single" w:color="DDD9E5" w:sz="4"/>
               <w:right w:val="none" w:color="FFFFFF" w:sz="0"/>
             </w:tcBorders>
             <w:tcMar>
@@ -878,7 +878,7 @@
             <w:tcBorders>
               <w:top w:val="none" w:color="FFFFFF" w:sz="0"/>
               <w:left w:val="none" w:color="FFFFFF" w:sz="0"/>
-              <w:bottom w:val="single" w:color="DCD3C3" w:sz="4"/>
+              <w:bottom w:val="single" w:color="DDD9E5" w:sz="4"/>
               <w:right w:val="none" w:color="FFFFFF" w:sz="0"/>
             </w:tcBorders>
             <w:tcMar>
@@ -930,7 +930,7 @@
             <w:tcBorders>
               <w:top w:val="none" w:color="FFFFFF" w:sz="0"/>
               <w:left w:val="none" w:color="FFFFFF" w:sz="0"/>
-              <w:bottom w:val="single" w:color="DCD3C3" w:sz="4"/>
+              <w:bottom w:val="single" w:color="DDD9E5" w:sz="4"/>
               <w:right w:val="none" w:color="FFFFFF" w:sz="0"/>
             </w:tcBorders>
             <w:tcMar>
@@ -958,7 +958,7 @@
             <w:tcBorders>
               <w:top w:val="none" w:color="FFFFFF" w:sz="0"/>
               <w:left w:val="none" w:color="FFFFFF" w:sz="0"/>
-              <w:bottom w:val="single" w:color="DCD3C3" w:sz="4"/>
+              <w:bottom w:val="single" w:color="DDD9E5" w:sz="4"/>
               <w:right w:val="none" w:color="FFFFFF" w:sz="0"/>
             </w:tcBorders>
             <w:tcMar>
@@ -1002,7 +1002,7 @@
             <w:tcBorders>
               <w:top w:val="none" w:color="FFFFFF" w:sz="0"/>
               <w:left w:val="none" w:color="FFFFFF" w:sz="0"/>
-              <w:bottom w:val="single" w:color="DCD3C3" w:sz="4"/>
+              <w:bottom w:val="single" w:color="DDD9E5" w:sz="4"/>
               <w:right w:val="none" w:color="FFFFFF" w:sz="0"/>
             </w:tcBorders>
             <w:tcMar>
@@ -1030,7 +1030,7 @@
             <w:tcBorders>
               <w:top w:val="none" w:color="FFFFFF" w:sz="0"/>
               <w:left w:val="none" w:color="FFFFFF" w:sz="0"/>
-              <w:bottom w:val="single" w:color="DCD3C3" w:sz="4"/>
+              <w:bottom w:val="single" w:color="DDD9E5" w:sz="4"/>
               <w:right w:val="none" w:color="FFFFFF" w:sz="0"/>
             </w:tcBorders>
             <w:tcMar>
@@ -1058,7 +1058,7 @@
             <w:tcBorders>
               <w:top w:val="none" w:color="FFFFFF" w:sz="0"/>
               <w:left w:val="none" w:color="FFFFFF" w:sz="0"/>
-              <w:bottom w:val="single" w:color="DCD3C3" w:sz="4"/>
+              <w:bottom w:val="single" w:color="DDD9E5" w:sz="4"/>
               <w:right w:val="none" w:color="FFFFFF" w:sz="0"/>
             </w:tcBorders>
             <w:tcMar>
@@ -1086,7 +1086,7 @@
             <w:tcBorders>
               <w:top w:val="none" w:color="FFFFFF" w:sz="0"/>
               <w:left w:val="none" w:color="FFFFFF" w:sz="0"/>
-              <w:bottom w:val="single" w:color="DCD3C3" w:sz="4"/>
+              <w:bottom w:val="single" w:color="DDD9E5" w:sz="4"/>
               <w:right w:val="none" w:color="FFFFFF" w:sz="0"/>
             </w:tcBorders>
             <w:tcMar>
@@ -1130,7 +1130,7 @@
             <w:tcBorders>
               <w:top w:val="none" w:color="FFFFFF" w:sz="0"/>
               <w:left w:val="none" w:color="FFFFFF" w:sz="0"/>
-              <w:bottom w:val="single" w:color="DCD3C3" w:sz="4"/>
+              <w:bottom w:val="single" w:color="DDD9E5" w:sz="4"/>
               <w:right w:val="none" w:color="FFFFFF" w:sz="0"/>
             </w:tcBorders>
             <w:tcMar>
@@ -1158,7 +1158,7 @@
             <w:tcBorders>
               <w:top w:val="none" w:color="FFFFFF" w:sz="0"/>
               <w:left w:val="none" w:color="FFFFFF" w:sz="0"/>
-              <w:bottom w:val="single" w:color="DCD3C3" w:sz="4"/>
+              <w:bottom w:val="single" w:color="DDD9E5" w:sz="4"/>
               <w:right w:val="none" w:color="FFFFFF" w:sz="0"/>
             </w:tcBorders>
             <w:tcMar>
@@ -1283,7 +1283,7 @@
               <w:bottom w:val="none" w:color="FFFFFF" w:sz="0"/>
               <w:right w:val="none" w:color="FFFFFF" w:sz="0"/>
             </w:tcBorders>
-            <w:shd w:fill="FAEDDC" w:color="auto" w:val="clear"/>
+            <w:shd w:fill="EFE7FF" w:color="auto" w:val="clear"/>
             <w:tcMar>
               <w:top w:type="dxa" w:w="70"/>
               <w:left w:type="dxa" w:w="110"/>
@@ -1300,7 +1300,7 @@
                 <w:rFonts w:ascii="Arial" w:cs="Arial" w:eastAsia="Arial" w:hAnsi="Arial"/>
                 <w:b/>
                 <w:bCs/>
-                <w:color w:val="D98324"/>
+                <w:color w:val="6D3FD1"/>
                 <w:spacing w:val="20"/>
                 <w:sz w:val="15"/>
                 <w:szCs w:val="15"/>
@@ -1987,10 +1987,10 @@
             <w:tcBorders>
               <w:top w:val="none" w:color="FFFFFF" w:sz="0"/>
               <w:left w:val="none" w:color="FFFFFF" w:sz="0"/>
-              <w:bottom w:val="single" w:color="DCD3C3" w:sz="4"/>
-              <w:right w:val="none" w:color="FFFFFF" w:sz="0"/>
-            </w:tcBorders>
-            <w:shd w:fill="F1ECE3" w:color="auto" w:val="clear"/>
+              <w:bottom w:val="single" w:color="DDD9E5" w:sz="4"/>
+              <w:right w:val="none" w:color="FFFFFF" w:sz="0"/>
+            </w:tcBorders>
+            <w:shd w:fill="F6F4F9" w:color="auto" w:val="clear"/>
             <w:tcMar>
               <w:top w:type="dxa" w:w="70"/>
               <w:left w:type="dxa" w:w="110"/>
@@ -2006,10 +2006,10 @@
             <w:tcBorders>
               <w:top w:val="none" w:color="FFFFFF" w:sz="0"/>
               <w:left w:val="none" w:color="FFFFFF" w:sz="0"/>
-              <w:bottom w:val="single" w:color="DCD3C3" w:sz="4"/>
-              <w:right w:val="none" w:color="FFFFFF" w:sz="0"/>
-            </w:tcBorders>
-            <w:shd w:fill="F1ECE3" w:color="auto" w:val="clear"/>
+              <w:bottom w:val="single" w:color="DDD9E5" w:sz="4"/>
+              <w:right w:val="none" w:color="FFFFFF" w:sz="0"/>
+            </w:tcBorders>
+            <w:shd w:fill="F6F4F9" w:color="auto" w:val="clear"/>
             <w:tcMar>
               <w:top w:type="dxa" w:w="70"/>
               <w:left w:type="dxa" w:w="110"/>
@@ -2035,10 +2035,10 @@
             <w:tcBorders>
               <w:top w:val="none" w:color="FFFFFF" w:sz="0"/>
               <w:left w:val="none" w:color="FFFFFF" w:sz="0"/>
-              <w:bottom w:val="single" w:color="DCD3C3" w:sz="4"/>
-              <w:right w:val="none" w:color="FFFFFF" w:sz="0"/>
-            </w:tcBorders>
-            <w:shd w:fill="F1ECE3" w:color="auto" w:val="clear"/>
+              <w:bottom w:val="single" w:color="DDD9E5" w:sz="4"/>
+              <w:right w:val="none" w:color="FFFFFF" w:sz="0"/>
+            </w:tcBorders>
+            <w:shd w:fill="F6F4F9" w:color="auto" w:val="clear"/>
             <w:tcMar>
               <w:top w:type="dxa" w:w="70"/>
               <w:left w:type="dxa" w:w="110"/>
@@ -2064,10 +2064,10 @@
             <w:tcBorders>
               <w:top w:val="none" w:color="FFFFFF" w:sz="0"/>
               <w:left w:val="none" w:color="FFFFFF" w:sz="0"/>
-              <w:bottom w:val="single" w:color="DCD3C3" w:sz="4"/>
-              <w:right w:val="none" w:color="FFFFFF" w:sz="0"/>
-            </w:tcBorders>
-            <w:shd w:fill="F1ECE3" w:color="auto" w:val="clear"/>
+              <w:bottom w:val="single" w:color="DDD9E5" w:sz="4"/>
+              <w:right w:val="none" w:color="FFFFFF" w:sz="0"/>
+            </w:tcBorders>
+            <w:shd w:fill="F6F4F9" w:color="auto" w:val="clear"/>
             <w:tcMar>
               <w:top w:type="dxa" w:w="70"/>
               <w:left w:type="dxa" w:w="110"/>
@@ -2095,7 +2095,7 @@
             <w:tcBorders>
               <w:top w:val="none" w:color="FFFFFF" w:sz="0"/>
               <w:left w:val="none" w:color="FFFFFF" w:sz="0"/>
-              <w:bottom w:val="single" w:color="DCD3C3" w:sz="4"/>
+              <w:bottom w:val="single" w:color="DDD9E5" w:sz="4"/>
               <w:right w:val="none" w:color="FFFFFF" w:sz="0"/>
             </w:tcBorders>
             <w:tcMar>
@@ -2123,7 +2123,7 @@
             <w:tcBorders>
               <w:top w:val="none" w:color="FFFFFF" w:sz="0"/>
               <w:left w:val="none" w:color="FFFFFF" w:sz="0"/>
-              <w:bottom w:val="single" w:color="DCD3C3" w:sz="4"/>
+              <w:bottom w:val="single" w:color="DDD9E5" w:sz="4"/>
               <w:right w:val="none" w:color="FFFFFF" w:sz="0"/>
             </w:tcBorders>
             <w:tcMar>
@@ -2158,7 +2158,7 @@
             <w:tcBorders>
               <w:top w:val="none" w:color="FFFFFF" w:sz="0"/>
               <w:left w:val="none" w:color="FFFFFF" w:sz="0"/>
-              <w:bottom w:val="single" w:color="DCD3C3" w:sz="4"/>
+              <w:bottom w:val="single" w:color="DDD9E5" w:sz="4"/>
               <w:right w:val="none" w:color="FFFFFF" w:sz="0"/>
             </w:tcBorders>
             <w:tcMar>
@@ -2184,7 +2184,7 @@
             <w:tcBorders>
               <w:top w:val="none" w:color="FFFFFF" w:sz="0"/>
               <w:left w:val="none" w:color="FFFFFF" w:sz="0"/>
-              <w:bottom w:val="single" w:color="DCD3C3" w:sz="4"/>
+              <w:bottom w:val="single" w:color="DDD9E5" w:sz="4"/>
               <w:right w:val="none" w:color="FFFFFF" w:sz="0"/>
             </w:tcBorders>
             <w:tcMar>
@@ -2228,7 +2228,7 @@
             <w:tcBorders>
               <w:top w:val="none" w:color="FFFFFF" w:sz="0"/>
               <w:left w:val="none" w:color="FFFFFF" w:sz="0"/>
-              <w:bottom w:val="single" w:color="DCD3C3" w:sz="4"/>
+              <w:bottom w:val="single" w:color="DDD9E5" w:sz="4"/>
               <w:right w:val="none" w:color="FFFFFF" w:sz="0"/>
             </w:tcBorders>
             <w:tcMar>
@@ -2256,7 +2256,7 @@
             <w:tcBorders>
               <w:top w:val="none" w:color="FFFFFF" w:sz="0"/>
               <w:left w:val="none" w:color="FFFFFF" w:sz="0"/>
-              <w:bottom w:val="single" w:color="DCD3C3" w:sz="4"/>
+              <w:bottom w:val="single" w:color="DDD9E5" w:sz="4"/>
               <w:right w:val="none" w:color="FFFFFF" w:sz="0"/>
             </w:tcBorders>
             <w:tcMar>
@@ -2291,7 +2291,7 @@
             <w:tcBorders>
               <w:top w:val="none" w:color="FFFFFF" w:sz="0"/>
               <w:left w:val="none" w:color="FFFFFF" w:sz="0"/>
-              <w:bottom w:val="single" w:color="DCD3C3" w:sz="4"/>
+              <w:bottom w:val="single" w:color="DDD9E5" w:sz="4"/>
               <w:right w:val="none" w:color="FFFFFF" w:sz="0"/>
             </w:tcBorders>
             <w:tcMar>
@@ -2317,7 +2317,7 @@
             <w:tcBorders>
               <w:top w:val="none" w:color="FFFFFF" w:sz="0"/>
               <w:left w:val="none" w:color="FFFFFF" w:sz="0"/>
-              <w:bottom w:val="single" w:color="DCD3C3" w:sz="4"/>
+              <w:bottom w:val="single" w:color="DDD9E5" w:sz="4"/>
               <w:right w:val="none" w:color="FFFFFF" w:sz="0"/>
             </w:tcBorders>
             <w:tcMar>
@@ -2370,7 +2370,7 @@
             <w:tcBorders>
               <w:top w:val="none" w:color="FFFFFF" w:sz="0"/>
               <w:left w:val="none" w:color="FFFFFF" w:sz="0"/>
-              <w:bottom w:val="single" w:color="DCD3C3" w:sz="4"/>
+              <w:bottom w:val="single" w:color="DDD9E5" w:sz="4"/>
               <w:right w:val="none" w:color="FFFFFF" w:sz="0"/>
             </w:tcBorders>
             <w:tcMar>
@@ -2398,7 +2398,7 @@
             <w:tcBorders>
               <w:top w:val="none" w:color="FFFFFF" w:sz="0"/>
               <w:left w:val="none" w:color="FFFFFF" w:sz="0"/>
-              <w:bottom w:val="single" w:color="DCD3C3" w:sz="4"/>
+              <w:bottom w:val="single" w:color="DDD9E5" w:sz="4"/>
               <w:right w:val="none" w:color="FFFFFF" w:sz="0"/>
             </w:tcBorders>
             <w:tcMar>
@@ -2433,7 +2433,7 @@
             <w:tcBorders>
               <w:top w:val="none" w:color="FFFFFF" w:sz="0"/>
               <w:left w:val="none" w:color="FFFFFF" w:sz="0"/>
-              <w:bottom w:val="single" w:color="DCD3C3" w:sz="4"/>
+              <w:bottom w:val="single" w:color="DDD9E5" w:sz="4"/>
               <w:right w:val="none" w:color="FFFFFF" w:sz="0"/>
             </w:tcBorders>
             <w:tcMar>
@@ -2459,7 +2459,7 @@
             <w:tcBorders>
               <w:top w:val="none" w:color="FFFFFF" w:sz="0"/>
               <w:left w:val="none" w:color="FFFFFF" w:sz="0"/>
-              <w:bottom w:val="single" w:color="DCD3C3" w:sz="4"/>
+              <w:bottom w:val="single" w:color="DDD9E5" w:sz="4"/>
               <w:right w:val="none" w:color="FFFFFF" w:sz="0"/>
             </w:tcBorders>
             <w:tcMar>
@@ -2487,7 +2487,7 @@
             <w:tcBorders>
               <w:top w:val="none" w:color="FFFFFF" w:sz="0"/>
               <w:left w:val="none" w:color="FFFFFF" w:sz="0"/>
-              <w:bottom w:val="single" w:color="DCD3C3" w:sz="4"/>
+              <w:bottom w:val="single" w:color="DDD9E5" w:sz="4"/>
               <w:right w:val="none" w:color="FFFFFF" w:sz="0"/>
             </w:tcBorders>
             <w:tcMar>
@@ -2515,7 +2515,7 @@
             <w:tcBorders>
               <w:top w:val="none" w:color="FFFFFF" w:sz="0"/>
               <w:left w:val="none" w:color="FFFFFF" w:sz="0"/>
-              <w:bottom w:val="single" w:color="DCD3C3" w:sz="4"/>
+              <w:bottom w:val="single" w:color="DDD9E5" w:sz="4"/>
               <w:right w:val="none" w:color="FFFFFF" w:sz="0"/>
             </w:tcBorders>
             <w:tcMar>
@@ -2550,7 +2550,7 @@
             <w:tcBorders>
               <w:top w:val="none" w:color="FFFFFF" w:sz="0"/>
               <w:left w:val="none" w:color="FFFFFF" w:sz="0"/>
-              <w:bottom w:val="single" w:color="DCD3C3" w:sz="4"/>
+              <w:bottom w:val="single" w:color="DDD9E5" w:sz="4"/>
               <w:right w:val="none" w:color="FFFFFF" w:sz="0"/>
             </w:tcBorders>
             <w:tcMar>
@@ -2576,7 +2576,7 @@
             <w:tcBorders>
               <w:top w:val="none" w:color="FFFFFF" w:sz="0"/>
               <w:left w:val="none" w:color="FFFFFF" w:sz="0"/>
-              <w:bottom w:val="single" w:color="DCD3C3" w:sz="4"/>
+              <w:bottom w:val="single" w:color="DDD9E5" w:sz="4"/>
               <w:right w:val="none" w:color="FFFFFF" w:sz="0"/>
             </w:tcBorders>
             <w:tcMar>
@@ -2613,7 +2613,7 @@
             <w:tcBorders>
               <w:top w:val="none" w:color="FFFFFF" w:sz="0"/>
               <w:left w:val="none" w:color="FFFFFF" w:sz="0"/>
-              <w:bottom w:val="single" w:color="DCD3C3" w:sz="4"/>
+              <w:bottom w:val="single" w:color="DDD9E5" w:sz="4"/>
               <w:right w:val="none" w:color="FFFFFF" w:sz="0"/>
             </w:tcBorders>
             <w:tcMar>
@@ -2641,7 +2641,7 @@
             <w:tcBorders>
               <w:top w:val="none" w:color="FFFFFF" w:sz="0"/>
               <w:left w:val="none" w:color="FFFFFF" w:sz="0"/>
-              <w:bottom w:val="single" w:color="DCD3C3" w:sz="4"/>
+              <w:bottom w:val="single" w:color="DDD9E5" w:sz="4"/>
               <w:right w:val="none" w:color="FFFFFF" w:sz="0"/>
             </w:tcBorders>
             <w:tcMar>
@@ -2669,7 +2669,7 @@
             <w:tcBorders>
               <w:top w:val="none" w:color="FFFFFF" w:sz="0"/>
               <w:left w:val="none" w:color="FFFFFF" w:sz="0"/>
-              <w:bottom w:val="single" w:color="DCD3C3" w:sz="4"/>
+              <w:bottom w:val="single" w:color="DDD9E5" w:sz="4"/>
               <w:right w:val="none" w:color="FFFFFF" w:sz="0"/>
             </w:tcBorders>
             <w:tcMar>
@@ -2695,7 +2695,7 @@
             <w:tcBorders>
               <w:top w:val="none" w:color="FFFFFF" w:sz="0"/>
               <w:left w:val="none" w:color="FFFFFF" w:sz="0"/>
-              <w:bottom w:val="single" w:color="DCD3C3" w:sz="4"/>
+              <w:bottom w:val="single" w:color="DDD9E5" w:sz="4"/>
               <w:right w:val="none" w:color="FFFFFF" w:sz="0"/>
             </w:tcBorders>
             <w:tcMar>
@@ -2779,10 +2779,10 @@
             <w:tcBorders>
               <w:top w:val="none" w:color="FFFFFF" w:sz="0"/>
               <w:left w:val="none" w:color="FFFFFF" w:sz="0"/>
-              <w:bottom w:val="single" w:color="DCD3C3" w:sz="4"/>
-              <w:right w:val="none" w:color="FFFFFF" w:sz="0"/>
-            </w:tcBorders>
-            <w:shd w:fill="F1ECE3" w:color="auto" w:val="clear"/>
+              <w:bottom w:val="single" w:color="DDD9E5" w:sz="4"/>
+              <w:right w:val="none" w:color="FFFFFF" w:sz="0"/>
+            </w:tcBorders>
+            <w:shd w:fill="F6F4F9" w:color="auto" w:val="clear"/>
             <w:tcMar>
               <w:top w:type="dxa" w:w="70"/>
               <w:left w:type="dxa" w:w="110"/>
@@ -2808,10 +2808,10 @@
             <w:tcBorders>
               <w:top w:val="none" w:color="FFFFFF" w:sz="0"/>
               <w:left w:val="none" w:color="FFFFFF" w:sz="0"/>
-              <w:bottom w:val="single" w:color="DCD3C3" w:sz="4"/>
-              <w:right w:val="none" w:color="FFFFFF" w:sz="0"/>
-            </w:tcBorders>
-            <w:shd w:fill="F1ECE3" w:color="auto" w:val="clear"/>
+              <w:bottom w:val="single" w:color="DDD9E5" w:sz="4"/>
+              <w:right w:val="none" w:color="FFFFFF" w:sz="0"/>
+            </w:tcBorders>
+            <w:shd w:fill="F6F4F9" w:color="auto" w:val="clear"/>
             <w:tcMar>
               <w:top w:type="dxa" w:w="70"/>
               <w:left w:type="dxa" w:w="110"/>
@@ -2839,7 +2839,7 @@
             <w:tcBorders>
               <w:top w:val="none" w:color="FFFFFF" w:sz="0"/>
               <w:left w:val="none" w:color="FFFFFF" w:sz="0"/>
-              <w:bottom w:val="single" w:color="DCD3C3" w:sz="4"/>
+              <w:bottom w:val="single" w:color="DDD9E5" w:sz="4"/>
               <w:right w:val="none" w:color="FFFFFF" w:sz="0"/>
             </w:tcBorders>
             <w:tcMar>
@@ -2866,7 +2866,7 @@
             <w:tcBorders>
               <w:top w:val="none" w:color="FFFFFF" w:sz="0"/>
               <w:left w:val="none" w:color="FFFFFF" w:sz="0"/>
-              <w:bottom w:val="single" w:color="DCD3C3" w:sz="4"/>
+              <w:bottom w:val="single" w:color="DDD9E5" w:sz="4"/>
               <w:right w:val="none" w:color="FFFFFF" w:sz="0"/>
             </w:tcBorders>
             <w:tcMar>
@@ -2910,7 +2910,7 @@
             <w:tcBorders>
               <w:top w:val="none" w:color="FFFFFF" w:sz="0"/>
               <w:left w:val="none" w:color="FFFFFF" w:sz="0"/>
-              <w:bottom w:val="single" w:color="DCD3C3" w:sz="4"/>
+              <w:bottom w:val="single" w:color="DDD9E5" w:sz="4"/>
               <w:right w:val="none" w:color="FFFFFF" w:sz="0"/>
             </w:tcBorders>
             <w:tcMar>
@@ -2937,7 +2937,7 @@
             <w:tcBorders>
               <w:top w:val="none" w:color="FFFFFF" w:sz="0"/>
               <w:left w:val="none" w:color="FFFFFF" w:sz="0"/>
-              <w:bottom w:val="single" w:color="DCD3C3" w:sz="4"/>
+              <w:bottom w:val="single" w:color="DDD9E5" w:sz="4"/>
               <w:right w:val="none" w:color="FFFFFF" w:sz="0"/>
             </w:tcBorders>
             <w:tcMar>
@@ -2981,7 +2981,7 @@
             <w:tcBorders>
               <w:top w:val="none" w:color="FFFFFF" w:sz="0"/>
               <w:left w:val="none" w:color="FFFFFF" w:sz="0"/>
-              <w:bottom w:val="single" w:color="DCD3C3" w:sz="4"/>
+              <w:bottom w:val="single" w:color="DDD9E5" w:sz="4"/>
               <w:right w:val="none" w:color="FFFFFF" w:sz="0"/>
             </w:tcBorders>
             <w:tcMar>
@@ -3008,7 +3008,7 @@
             <w:tcBorders>
               <w:top w:val="none" w:color="FFFFFF" w:sz="0"/>
               <w:left w:val="none" w:color="FFFFFF" w:sz="0"/>
-              <w:bottom w:val="single" w:color="DCD3C3" w:sz="4"/>
+              <w:bottom w:val="single" w:color="DDD9E5" w:sz="4"/>
               <w:right w:val="none" w:color="FFFFFF" w:sz="0"/>
             </w:tcBorders>
             <w:tcMar>
@@ -3399,7 +3399,7 @@
               <w:bottom w:val="none" w:color="FFFFFF" w:sz="0"/>
               <w:right w:val="none" w:color="FFFFFF" w:sz="0"/>
             </w:tcBorders>
-            <w:shd w:fill="FAEDDC" w:color="auto" w:val="clear"/>
+            <w:shd w:fill="EFE7FF" w:color="auto" w:val="clear"/>
             <w:tcMar>
               <w:top w:type="dxa" w:w="70"/>
               <w:left w:type="dxa" w:w="110"/>
@@ -3416,7 +3416,7 @@
                 <w:rFonts w:ascii="Arial" w:cs="Arial" w:eastAsia="Arial" w:hAnsi="Arial"/>
                 <w:b/>
                 <w:bCs/>
-                <w:color w:val="D98324"/>
+                <w:color w:val="6D3FD1"/>
                 <w:spacing w:val="20"/>
                 <w:sz w:val="15"/>
                 <w:szCs w:val="15"/>
@@ -3514,7 +3514,7 @@
           <w:rFonts w:ascii="Arial" w:cs="Arial" w:eastAsia="Arial" w:hAnsi="Arial"/>
           <w:b/>
           <w:bCs/>
-          <w:color w:val="7C766B"/>
+          <w:color w:val="6C6873"/>
           <w:spacing w:val="20"/>
           <w:sz w:val="15"/>
           <w:szCs w:val="15"/>
@@ -3716,7 +3716,7 @@
               <w:bottom w:val="none" w:color="FFFFFF" w:sz="0"/>
               <w:right w:val="none" w:color="FFFFFF" w:sz="0"/>
             </w:tcBorders>
-            <w:shd w:fill="FAEDDC" w:color="auto" w:val="clear"/>
+            <w:shd w:fill="EFE7FF" w:color="auto" w:val="clear"/>
             <w:tcMar>
               <w:top w:type="dxa" w:w="70"/>
               <w:left w:type="dxa" w:w="110"/>
@@ -3733,7 +3733,7 @@
                 <w:rFonts w:ascii="Arial" w:cs="Arial" w:eastAsia="Arial" w:hAnsi="Arial"/>
                 <w:b/>
                 <w:bCs/>
-                <w:color w:val="D98324"/>
+                <w:color w:val="6D3FD1"/>
                 <w:spacing w:val="20"/>
                 <w:sz w:val="15"/>
                 <w:szCs w:val="15"/>
@@ -3874,7 +3874,7 @@
     </w:pPr>
     <w:r>
       <w:rPr>
-        <w:color w:val="7C766B"/>
+        <w:color w:val="6C6873"/>
         <w:sz w:val="15"/>
         <w:szCs w:val="15"/>
       </w:rPr>
@@ -3882,7 +3882,7 @@
     </w:r>
     <w:r>
       <w:rPr>
-        <w:color w:val="7C766B"/>
+        <w:color w:val="6C6873"/>
         <w:sz w:val="15"/>
         <w:szCs w:val="15"/>
       </w:rPr>
@@ -3941,7 +3941,7 @@
     <w:r>
       <w:rPr>
         <w:rFonts w:ascii="Arial" w:cs="Arial" w:eastAsia="Arial" w:hAnsi="Arial"/>
-        <w:color w:val="7C766B"/>
+        <w:color w:val="6C6873"/>
         <w:sz w:val="15"/>
         <w:szCs w:val="15"/>
       </w:rPr>
@@ -4070,7 +4070,7 @@
     <w:rPrDefault>
       <w:rPr>
         <w:rFonts w:ascii="Calibri" w:cs="Calibri" w:eastAsia="Calibri" w:hAnsi="Calibri"/>
-        <w:color w:val="0F1318"/>
+        <w:color w:val="2A0F57"/>
         <w:sz w:val="21"/>
         <w:szCs w:val="21"/>
       </w:rPr>
@@ -4219,7 +4219,7 @@
       <w:rFonts w:ascii="Arial" w:cs="Arial" w:eastAsia="Arial" w:hAnsi="Arial"/>
       <w:b/>
       <w:bCs/>
-      <w:color w:val="0F1318"/>
+      <w:color w:val="2A0F57"/>
       <w:sz w:val="44"/>
       <w:szCs w:val="44"/>
     </w:rPr>
@@ -4237,7 +4237,7 @@
       <w:rFonts w:ascii="Arial" w:cs="Arial" w:eastAsia="Arial" w:hAnsi="Arial"/>
       <w:b/>
       <w:bCs/>
-      <w:color w:val="0F1318"/>
+      <w:color w:val="2A0F57"/>
       <w:sz w:val="32"/>
       <w:szCs w:val="32"/>
     </w:rPr>
@@ -4255,7 +4255,7 @@
       <w:rFonts w:ascii="Arial" w:cs="Arial" w:eastAsia="Arial" w:hAnsi="Arial"/>
       <w:b/>
       <w:bCs/>
-      <w:color w:val="0F1318"/>
+      <w:color w:val="2A0F57"/>
       <w:sz w:val="25"/>
       <w:szCs w:val="25"/>
     </w:rPr>
@@ -4273,7 +4273,7 @@
       <w:rFonts w:ascii="Arial" w:cs="Arial" w:eastAsia="Arial" w:hAnsi="Arial"/>
       <w:b/>
       <w:bCs/>
-      <w:color w:val="D98324"/>
+      <w:color w:val="6D3FD1"/>
       <w:sz w:val="21"/>
       <w:szCs w:val="21"/>
     </w:rPr>
